--- a/downloads/documents/04 Units/Unit 00 - Launch - Welcome to the FACS Room/Lesson 00.03 - Decisions Step by Step.docx
+++ b/downloads/documents/04 Units/Unit 00 - Launch - Welcome to the FACS Room/Lesson 00.03 - Decisions Step by Step.docx
@@ -312,7 +312,7 @@
         <w:t xml:space="preserve"> </w:t>
       </w:r>
       <w:r>
-        <w:t xml:space="preserve">Tier 3 (FACS): decision model, criteria (what matters), difference score, consensus, expert ranking. See the unit vocabulary list for Turkish, Portuguese, and Spanish.</w:t>
+        <w:t xml:space="preserve">Tier 3 (FACS): decision model, criteria (what matters), difference score, consensus, expert ranking. See the unit vocabulary list for the Spanish column.</w:t>
       </w:r>
     </w:p>
     <w:p>
@@ -1111,7 +1111,7 @@
         <w:pStyle w:val="Compact"/>
       </w:pPr>
       <w:r>
-        <w:t xml:space="preserve">ELL: the ten items are on cards with a picture each (described on the handout); the scenario is on the slide in short lines with a picture (a lake, a plane, snow at night); the five steps are on a poster with an icon each and the words in Turkish, Portuguese, and Spanish (see</w:t>
+        <w:t xml:space="preserve">ELL: the ten items are on cards with a picture each (described on the handout); the scenario is on the slide in short lines with a picture (a lake, a plane, snow at night); the five steps are on a poster with an icon each and the words in Spanish (see</w:t>
       </w:r>
       <w:r>
         <w:t xml:space="preserve"> </w:t>
@@ -1703,7 +1703,7 @@
     <w:sectPr>
       <w:headerReference w:type="default" r:id="rId9"/>
       <w:pgSz w:w="12240" w:h="15840"/>
-      <w:pgMar w:top="1440" w:bottom="1440" w:left="1440" w:right="1440" w:header="504"/>
+      <w:pgMar w:top="1296" w:bottom="1296" w:left="1296" w:right="1296" w:header="504"/>
     </w:sectPr>
   </w:body>
 </w:document>
